--- a/apps/api/assets/reinforcement-annexes/annex-3.docx
+++ b/apps/api/assets/reinforcement-annexes/annex-3.docx
@@ -60,10 +60,10 @@
         <w:rPr>
           <w:b/>
         </w:rPr>
-        <w:t>VIDUAL INSTITUCIÓN EDUCATIVA “PANAMÁ</w:t>
-      </w:r>
-      <w:r>
-        <w:t xml:space="preserve">”  </w:t>
+        <w:t xml:space="preserve">VIDUAL {{institution_name}}</w:t>
+      </w:r>
+      <w:r>
+        <w:t xml:space="preserve">{{institution_name__part1}}  </w:t>
       </w:r>
     </w:p>
     <w:p>
@@ -1506,7 +1506,7 @@
         <w:sz w:val="28"/>
         <w:szCs w:val="28"/>
       </w:rPr>
-      <w:t>ESCUELA DE EDUCACIÓN básica “PANAMÁ”</w:t>
+      <w:t xml:space="preserve">{{header_institution}}</w:t>
     </w:r>
     <w:r>
       <w:rPr>
@@ -1534,7 +1534,7 @@
         <w:sz w:val="24"/>
         <w:szCs w:val="24"/>
       </w:rPr>
-      <w:t>SUBDIRECCIÓN DE LA ESCUELA PANAMÁ</w:t>
+      <w:t xml:space="preserve">{{header_department}}</w:t>
     </w:r>
     <w:r>
       <w:rPr>
@@ -1550,7 +1550,7 @@
         <w:noProof/>
         <w:lang w:val="es-EC" w:eastAsia="es-EC"/>
       </w:rPr>
-      <w:t>202</w:t>
+      <w:t xml:space="preserve">{{header_academic_year}}</w:t>
     </w:r>
     <w:r>
       <w:rPr>
@@ -1558,7 +1558,7 @@
         <w:noProof/>
         <w:lang w:val="es-EC" w:eastAsia="es-EC"/>
       </w:rPr>
-      <w:t>6-</w:t>
+      <w:t xml:space="preserve">{{header_academic_year__part1}}</w:t>
     </w:r>
     <w:r>
       <w:rPr>
@@ -1566,7 +1566,7 @@
         <w:noProof/>
         <w:lang w:val="es-EC" w:eastAsia="es-EC"/>
       </w:rPr>
-      <w:t>202</w:t>
+      <w:t xml:space="preserve">{{header_academic_year__part2}}</w:t>
     </w:r>
     <w:r>
       <w:rPr>
@@ -1574,7 +1574,7 @@
         <w:noProof/>
         <w:lang w:val="es-EC" w:eastAsia="es-EC"/>
       </w:rPr>
-      <w:t>7</w:t>
+      <w:t xml:space="preserve">{{header_academic_year__part3}}</w:t>
     </w:r>
   </w:p>
 </w:hdr>
